--- a/apps/web/public/documentation/library/files/user-guides/README.docx
+++ b/apps/web/public/documentation/library/files/user-guides/README.docx
@@ -67,9 +67,11 @@
       <w:pPr>
         <w:pStyle w:val="Heading1"/>
       </w:pPr>
+      <w:bookmarkStart w:id="1" w:name="document_control"/>
       <w:r>
         <w:t>Document Control</w:t>
       </w:r>
+      <w:bookmarkEnd w:id="1"/>
     </w:p>
     <w:tbl>
       <w:tblPr>
@@ -250,7 +252,49 @@
     </w:tbl>
     <w:p>
       <w:r>
-        <w:t>Navigation note: use Word's Navigation Pane to move through the heading hierarchy. The source document's linked table of contents is retained below.</w:t>
+        <w:t>Use the linked table of contents below or Word's Navigation Pane to move through this document.</w:t>
+      </w:r>
+    </w:p>
+    <w:p>
+      <w:pPr>
+        <w:pStyle w:val="Heading1"/>
+      </w:pPr>
+      <w:bookmarkStart w:id="2" w:name="table_of_contents"/>
+      <w:r>
+        <w:t>Table of Contents</w:t>
+      </w:r>
+      <w:bookmarkEnd w:id="2"/>
+    </w:p>
+    <w:p>
+      <w:pPr>
+        <w:spacing w:after="60"/>
+      </w:pPr>
+      <w:hyperlink w:anchor="document_control">
+        <w:r>
+          <w:rPr>
+            <w:rStyle w:val="Hyperlink"/>
+          </w:rPr>
+          <w:t>Document Control</w:t>
+        </w:r>
+      </w:hyperlink>
+    </w:p>
+    <w:p>
+      <w:pPr>
+        <w:spacing w:after="60"/>
+        <w:ind w:left="0"/>
+      </w:pPr>
+      <w:hyperlink w:anchor="section_001">
+        <w:r>
+          <w:rPr>
+            <w:rStyle w:val="Hyperlink"/>
+          </w:rPr>
+          <w:t>Need Help?</w:t>
+        </w:r>
+      </w:hyperlink>
+    </w:p>
+    <w:p>
+      <w:r>
+        <w:br w:type="page"/>
       </w:r>
     </w:p>
     <w:p>
@@ -1005,9 +1049,11 @@
       <w:pPr>
         <w:pStyle w:val="Heading1"/>
       </w:pPr>
+      <w:bookmarkStart w:id="3" w:name="section_001"/>
       <w:r>
         <w:t>Need Help?</w:t>
       </w:r>
+      <w:bookmarkEnd w:id="3"/>
     </w:p>
     <w:p>
       <w:pPr>
